--- a/math-ia-gini/draft/reference.docx
+++ b/math-ia-gini/draft/reference.docx
@@ -318,7 +318,7 @@
         <w:numRestart w:val="eachSect"/>
       </w:footnotePr>
       <w:pgSz w:w="11906" w:h="16838"/>
-      <w:pgMar w:top="1418" w:right="1418" w:bottom="1418" w:left="1418" w:header="709" w:footer="709" w:gutter="0"/>
+      <w:pgMar w:top="1134" w:right="1134" w:bottom="1134" w:left="1134" w:header="567" w:footer="567" w:gutter="0"/>
     </w:sectPr>
   </w:body>
 </w:document>
@@ -510,7 +510,7 @@
     <w:link w:val="BodyTextChar"/>
     <w:qFormat/>
     <w:pPr>
-      <w:spacing w:before="60" w:after="120" w:line="264" w:lineRule="auto"/>
+      <w:spacing w:before="40" w:after="100" w:line="245" w:lineRule="auto"/>
     </w:pPr>
   </w:style>
   <w:style w:type="paragraph" w:customStyle="1" w:styleId="FirstParagraph">
@@ -1188,7 +1188,7 @@
     </a:clrScheme>
     <a:fontScheme name="Office">
       <a:majorFont>
-        <a:latin typeface="Aptos Display" panose="02110004020202020204"/>
+        <a:latin typeface="Calibri Light" panose="02110004020202020204"/>
         <a:ea typeface=""/>
         <a:cs typeface=""/>
         <a:font script="Jpan" typeface="游ゴシック Light"/>
@@ -1240,7 +1240,7 @@
         <a:font script="Tfng" typeface="Ebrima"/>
       </a:majorFont>
       <a:minorFont>
-        <a:latin typeface="Aptos" panose="02110004020202020204"/>
+        <a:latin typeface="Calibri" panose="02110004020202020204"/>
         <a:ea typeface=""/>
         <a:cs typeface=""/>
         <a:font script="Jpan" typeface="游明朝"/>

--- a/math-ia-gini/draft/reference.docx
+++ b/math-ia-gini/draft/reference.docx
@@ -590,7 +590,7 @@
     <w:rsid w:val="00A10FD9"/>
     <w:rPr>
       <w:rFonts w:eastAsiaTheme="majorEastAsia" w:cstheme="majorBidi"/>
-      <w:color w:val="595959" w:themeColor="text1" w:themeTint="A6"/>
+      <w:color w:val="000000"/>
       <w:spacing w:val="15"/>
       <w:sz w:val="28"/>
       <w:szCs w:val="28"/>
@@ -680,7 +680,7 @@
     </w:pPr>
     <w:rPr>
       <w:rFonts w:asciiTheme="majorHAnsi" w:eastAsiaTheme="majorEastAsia" w:hAnsiTheme="majorHAnsi" w:cstheme="majorBidi"/>
-      <w:color w:val="0F4761" w:themeColor="accent1" w:themeShade="BF"/>
+      <w:color w:val="000000"/>
       <w:sz w:val="40"/>
       <w:szCs w:val="40"/>
     </w:rPr>
@@ -703,7 +703,7 @@
     </w:pPr>
     <w:rPr>
       <w:rFonts w:asciiTheme="majorHAnsi" w:eastAsiaTheme="majorEastAsia" w:hAnsiTheme="majorHAnsi" w:cstheme="majorBidi"/>
-      <w:color w:val="0F4761" w:themeColor="accent1" w:themeShade="BF"/>
+      <w:color w:val="000000"/>
       <w:sz w:val="32"/>
       <w:szCs w:val="32"/>
     </w:rPr>
@@ -726,7 +726,7 @@
     </w:pPr>
     <w:rPr>
       <w:rFonts w:eastAsiaTheme="majorEastAsia" w:cstheme="majorBidi"/>
-      <w:color w:val="0F4761" w:themeColor="accent1" w:themeShade="BF"/>
+      <w:color w:val="000000"/>
       <w:sz w:val="28"/>
       <w:szCs w:val="28"/>
     </w:rPr>
@@ -751,7 +751,7 @@
       <w:rFonts w:eastAsiaTheme="majorEastAsia" w:cstheme="majorBidi"/>
       <w:i/>
       <w:iCs/>
-      <w:color w:val="0F4761" w:themeColor="accent1" w:themeShade="BF"/>
+      <w:color w:val="000000"/>
     </w:rPr>
   </w:style>
   <w:style w:type="paragraph" w:styleId="Heading5">
@@ -772,7 +772,7 @@
     </w:pPr>
     <w:rPr>
       <w:rFonts w:eastAsiaTheme="majorEastAsia" w:cstheme="majorBidi"/>
-      <w:color w:val="0F4761" w:themeColor="accent1" w:themeShade="BF"/>
+      <w:color w:val="000000"/>
     </w:rPr>
   </w:style>
   <w:style w:type="paragraph" w:styleId="Heading6">
@@ -795,7 +795,7 @@
       <w:rFonts w:eastAsiaTheme="majorEastAsia" w:cstheme="majorBidi"/>
       <w:i/>
       <w:iCs/>
-      <w:color w:val="595959" w:themeColor="text1" w:themeTint="A6"/>
+      <w:color w:val="000000"/>
     </w:rPr>
   </w:style>
   <w:style w:type="paragraph" w:styleId="Heading7">
@@ -816,7 +816,7 @@
     </w:pPr>
     <w:rPr>
       <w:rFonts w:eastAsiaTheme="majorEastAsia" w:cstheme="majorBidi"/>
-      <w:color w:val="595959" w:themeColor="text1" w:themeTint="A6"/>
+      <w:color w:val="000000"/>
     </w:rPr>
   </w:style>
   <w:style w:type="paragraph" w:styleId="Heading8">
@@ -839,7 +839,7 @@
       <w:rFonts w:eastAsiaTheme="majorEastAsia" w:cstheme="majorBidi"/>
       <w:i/>
       <w:iCs/>
-      <w:color w:val="272727" w:themeColor="text1" w:themeTint="D8"/>
+      <w:color w:val="000000"/>
     </w:rPr>
   </w:style>
   <w:style w:type="paragraph" w:styleId="Heading9">
@@ -860,7 +860,7 @@
     </w:pPr>
     <w:rPr>
       <w:rFonts w:eastAsiaTheme="majorEastAsia" w:cstheme="majorBidi"/>
-      <w:color w:val="272727" w:themeColor="text1" w:themeTint="D8"/>
+      <w:color w:val="000000"/>
     </w:rPr>
   </w:style>
   <w:style w:type="character" w:customStyle="1" w:styleId="Heading1Char">
@@ -871,7 +871,7 @@
     <w:rsid w:val="00A10FD9"/>
     <w:rPr>
       <w:rFonts w:asciiTheme="majorHAnsi" w:eastAsiaTheme="majorEastAsia" w:hAnsiTheme="majorHAnsi" w:cstheme="majorBidi"/>
-      <w:color w:val="0F4761" w:themeColor="accent1" w:themeShade="BF"/>
+      <w:color w:val="000000"/>
       <w:sz w:val="40"/>
       <w:szCs w:val="40"/>
     </w:rPr>
@@ -885,7 +885,7 @@
     <w:rsid w:val="00A10FD9"/>
     <w:rPr>
       <w:rFonts w:asciiTheme="majorHAnsi" w:eastAsiaTheme="majorEastAsia" w:hAnsiTheme="majorHAnsi" w:cstheme="majorBidi"/>
-      <w:color w:val="0F4761" w:themeColor="accent1" w:themeShade="BF"/>
+      <w:color w:val="000000"/>
       <w:sz w:val="32"/>
       <w:szCs w:val="32"/>
     </w:rPr>
@@ -899,7 +899,7 @@
     <w:rsid w:val="00A10FD9"/>
     <w:rPr>
       <w:rFonts w:eastAsiaTheme="majorEastAsia" w:cstheme="majorBidi"/>
-      <w:color w:val="0F4761" w:themeColor="accent1" w:themeShade="BF"/>
+      <w:color w:val="000000"/>
       <w:sz w:val="28"/>
       <w:szCs w:val="28"/>
     </w:rPr>
@@ -915,7 +915,7 @@
       <w:rFonts w:eastAsiaTheme="majorEastAsia" w:cstheme="majorBidi"/>
       <w:i/>
       <w:iCs/>
-      <w:color w:val="0F4761" w:themeColor="accent1" w:themeShade="BF"/>
+      <w:color w:val="000000"/>
     </w:rPr>
   </w:style>
   <w:style w:type="character" w:customStyle="1" w:styleId="Heading5Char">
@@ -927,7 +927,7 @@
     <w:rsid w:val="00A10FD9"/>
     <w:rPr>
       <w:rFonts w:eastAsiaTheme="majorEastAsia" w:cstheme="majorBidi"/>
-      <w:color w:val="0F4761" w:themeColor="accent1" w:themeShade="BF"/>
+      <w:color w:val="000000"/>
     </w:rPr>
   </w:style>
   <w:style w:type="character" w:customStyle="1" w:styleId="Heading6Char">
@@ -941,7 +941,7 @@
       <w:rFonts w:eastAsiaTheme="majorEastAsia" w:cstheme="majorBidi"/>
       <w:i/>
       <w:iCs/>
-      <w:color w:val="595959" w:themeColor="text1" w:themeTint="A6"/>
+      <w:color w:val="000000"/>
     </w:rPr>
   </w:style>
   <w:style w:type="character" w:customStyle="1" w:styleId="Heading7Char">
@@ -953,7 +953,7 @@
     <w:rsid w:val="00A10FD9"/>
     <w:rPr>
       <w:rFonts w:eastAsiaTheme="majorEastAsia" w:cstheme="majorBidi"/>
-      <w:color w:val="595959" w:themeColor="text1" w:themeTint="A6"/>
+      <w:color w:val="000000"/>
     </w:rPr>
   </w:style>
   <w:style w:type="character" w:customStyle="1" w:styleId="Heading8Char">
@@ -967,7 +967,7 @@
       <w:rFonts w:eastAsiaTheme="majorEastAsia" w:cstheme="majorBidi"/>
       <w:i/>
       <w:iCs/>
-      <w:color w:val="272727" w:themeColor="text1" w:themeTint="D8"/>
+      <w:color w:val="000000"/>
     </w:rPr>
   </w:style>
   <w:style w:type="character" w:customStyle="1" w:styleId="Heading9Char">
@@ -979,7 +979,7 @@
     <w:rsid w:val="00A10FD9"/>
     <w:rPr>
       <w:rFonts w:eastAsiaTheme="majorEastAsia" w:cstheme="majorBidi"/>
-      <w:color w:val="272727" w:themeColor="text1" w:themeTint="D8"/>
+      <w:color w:val="000000"/>
     </w:rPr>
   </w:style>
   <w:style w:type="paragraph" w:styleId="BlockText">
@@ -1121,7 +1121,7 @@
     <w:name w:val="Hyperlink"/>
     <w:basedOn w:val="BodyTextChar"/>
     <w:rPr>
-      <w:color w:val="4F81BD" w:themeColor="accent1"/>
+      <w:color w:val="000000"/>
     </w:rPr>
   </w:style>
   <w:style w:type="paragraph" w:styleId="TOCHeading">
@@ -1139,7 +1139,7 @@
       <w:rFonts w:asciiTheme="majorHAnsi" w:eastAsiaTheme="majorEastAsia" w:hAnsiTheme="majorHAnsi" w:cstheme="majorBidi"/>
       <w:b w:val="0"/>
       <w:bCs w:val="0"/>
-      <w:color w:val="365F91" w:themeColor="accent1" w:themeShade="BF"/>
+      <w:color w:val="000000"/>
     </w:rPr>
   </w:style>
 </w:styles>

--- a/math-ia-gini/draft/reference.docx
+++ b/math-ia-gini/draft/reference.docx
@@ -314,6 +314,8 @@
       </w:r>
     </w:p>
     <w:sectPr>
+      <w:footerReference w:type="default" r:id="rIdFooter1"/>
+      <w:titlePg/>
       <w:footnotePr>
         <w:numRestart w:val="eachSect"/>
       </w:footnotePr>
@@ -326,6 +328,31 @@
 
 <file path=word/comments.xml><?xml version="1.0" encoding="utf-8"?>
 <w:comments xmlns:w="http://schemas.openxmlformats.org/wordprocessingml/2006/main" xmlns:m="http://schemas.openxmlformats.org/officeDocument/2006/math" xmlns:r="http://schemas.openxmlformats.org/officeDocument/2006/relationships" xmlns:o="urn:schemas-microsoft-com:office:office" xmlns:v="urn:schemas-microsoft-com:vml" xmlns:w10="urn:schemas-microsoft-com:office:word" xmlns:a="http://schemas.openxmlformats.org/drawingml/2006/main" xmlns:pic="http://schemas.openxmlformats.org/drawingml/2006/picture" xmlns:wp="http://schemas.openxmlformats.org/drawingml/2006/wordprocessingDrawing"/>
+</file>
+
+<file path=word/footer1.xml><?xml version="1.0" encoding="utf-8"?>
+<w:ftr xmlns:w="http://schemas.openxmlformats.org/wordprocessingml/2006/main" xmlns:r="http://schemas.openxmlformats.org/officeDocument/2006/relationships">
+  <w:p>
+    <w:pPr>
+      <w:jc w:val="center"/>
+    </w:pPr>
+    <w:r>
+      <w:fldChar w:fldCharType="begin"/>
+    </w:r>
+    <w:r>
+      <w:instrText xml:space="preserve"> PAGE </w:instrText>
+    </w:r>
+    <w:r>
+      <w:fldChar w:fldCharType="separate"/>
+    </w:r>
+    <w:r>
+      <w:t>1</w:t>
+    </w:r>
+    <w:r>
+      <w:fldChar w:fldCharType="end"/>
+    </w:r>
+  </w:p>
+</w:ftr>
 </file>
 
 <file path=word/footnotes.xml><?xml version="1.0" encoding="utf-8"?>
@@ -540,7 +567,7 @@
     <w:qFormat/>
     <w:rsid w:val="00A10FD9"/>
     <w:pPr>
-      <w:spacing w:after="80" w:line="240" w:lineRule="auto"/>
+      <w:spacing w:before="3600" w:after="400" w:line="240" w:lineRule="auto"/>
       <w:contextualSpacing/>
       <w:jc w:val="center"/>
     </w:pPr>
@@ -632,13 +659,13 @@
     <w:pPr>
       <w:keepNext/>
       <w:keepLines/>
-      <w:spacing w:before="300" w:after="0"/>
+      <w:spacing w:before="1200" w:after="0"/>
       <w:jc w:val="center"/>
     </w:pPr>
     <w:rPr>
       <w:b/>
-      <w:sz w:val="20"/>
-      <w:szCs w:val="20"/>
+      <w:sz w:val="24"/>
+      <w:szCs w:val="24"/>
     </w:rPr>
   </w:style>
   <w:style w:type="paragraph" w:customStyle="1" w:styleId="Abstract">
@@ -649,11 +676,13 @@
     <w:pPr>
       <w:keepNext/>
       <w:keepLines/>
-      <w:spacing w:before="100" w:after="300"/>
-    </w:pPr>
-    <w:rPr>
-      <w:sz w:val="20"/>
-      <w:szCs w:val="20"/>
+      <w:spacing w:before="120" w:after="300" w:line="300" w:lineRule="auto"/>
+      <w:ind w:left="720" w:right="720"/>
+      <w:jc w:val="center"/>
+    </w:pPr>
+    <w:rPr>
+      <w:sz w:val="24"/>
+      <w:szCs w:val="24"/>
     </w:rPr>
   </w:style>
   <w:style w:type="paragraph" w:styleId="Bibliography">
@@ -1132,6 +1161,7 @@
     <w:unhideWhenUsed/>
     <w:qFormat/>
     <w:pPr>
+      <w:pageBreakBefore/>
       <w:spacing w:before="240" w:line="259" w:lineRule="auto"/>
       <w:outlineLvl w:val="9"/>
     </w:pPr>

--- a/math-ia-gini/draft/reference.docx
+++ b/math-ia-gini/draft/reference.docx
@@ -690,7 +690,10 @@
     <w:basedOn w:val="Normal"/>
     <w:next w:val="Bibliography"/>
     <w:qFormat/>
-    <w:pPr/>
+    <w:pPr>
+      <w:spacing w:before="0" w:after="120"/>
+      <w:ind w:left="720" w:hanging="720"/>
+    </w:pPr>
     <w:rPr/>
   </w:style>
   <w:style w:type="paragraph" w:styleId="Heading1">
